--- a/docs/02-tech-stack.docx
+++ b/docs/02-tech-stack.docx
@@ -665,7 +665,34 @@
         <w:t xml:space="preserve"> </w:t>
       </w:r>
       <w:r>
-        <w:t xml:space="preserve">none for chat — similarity uses embeddings only</w:t>
+        <w:rPr>
+          <w:rStyle w:val="VerbatimChar"/>
+        </w:rPr>
+        <w:t xml:space="preserve">gpt-4o-mini</w:t>
+      </w:r>
+      <w:r>
+        <w:t xml:space="preserve"> </w:t>
+      </w:r>
+      <w:r>
+        <w:t xml:space="preserve">chat model (configurable via</w:t>
+      </w:r>
+      <w:r>
+        <w:t xml:space="preserve"> </w:t>
+      </w:r>
+      <w:r>
+        <w:rPr>
+          <w:rStyle w:val="VerbatimChar"/>
+        </w:rPr>
+        <w:t xml:space="preserve">OPENAI_MODEL</w:t>
+      </w:r>
+      <w:r>
+        <w:t xml:space="preserve">) — rates idea</w:t>
+      </w:r>
+      <w:r>
+        <w:t xml:space="preserve"> </w:t>
+      </w:r>
+      <w:r>
+        <w:t xml:space="preserve">similarity for team matching and returns a JSON score</w:t>
       </w:r>
     </w:p>
     <w:p>
@@ -687,28 +714,7 @@
         <w:t xml:space="preserve"> </w:t>
       </w:r>
       <w:r>
-        <w:rPr>
-          <w:rStyle w:val="VerbatimChar"/>
-        </w:rPr>
-        <w:t xml:space="preserve">text-embedding-3-small</w:t>
-      </w:r>
-      <w:r>
-        <w:t xml:space="preserve"> </w:t>
-      </w:r>
-      <w:r>
-        <w:t xml:space="preserve">(configurable via</w:t>
-      </w:r>
-      <w:r>
-        <w:t xml:space="preserve"> </w:t>
-      </w:r>
-      <w:r>
-        <w:rPr>
-          <w:rStyle w:val="VerbatimChar"/>
-        </w:rPr>
-        <w:t xml:space="preserve">OPENAI_EMBED_MODEL</w:t>
-      </w:r>
-      <w:r>
-        <w:t xml:space="preserve">)</w:t>
+        <w:t xml:space="preserve">none</w:t>
       </w:r>
     </w:p>
     <w:p>
@@ -730,13 +736,13 @@
         <w:t xml:space="preserve"> </w:t>
       </w:r>
       <w:r>
-        <w:t xml:space="preserve">none — embeddings are computed per matching run and compared in</w:t>
-      </w:r>
-      <w:r>
-        <w:t xml:space="preserve"> </w:t>
-      </w:r>
-      <w:r>
-        <w:t xml:space="preserve">memory with cosine similarity</w:t>
+        <w:t xml:space="preserve">none — pairwise similarity is computed per matching run and cached</w:t>
+      </w:r>
+      <w:r>
+        <w:t xml:space="preserve"> </w:t>
+      </w:r>
+      <w:r>
+        <w:t xml:space="preserve">in memory</w:t>
       </w:r>
     </w:p>
     <w:p>
@@ -758,13 +764,28 @@
         <w:t xml:space="preserve"> </w:t>
       </w:r>
       <w:r>
-        <w:t xml:space="preserve">embeddings only (no free-text generation), so no prompt-injection</w:t>
-      </w:r>
-      <w:r>
-        <w:t xml:space="preserve"> </w:t>
-      </w:r>
-      <w:r>
-        <w:t xml:space="preserve">surface; failures fall back to a deterministic local embedding</w:t>
+        <w:t xml:space="preserve">JSON-only response (</w:t>
+      </w:r>
+      <w:r>
+        <w:rPr>
+          <w:rStyle w:val="VerbatimChar"/>
+        </w:rPr>
+        <w:t xml:space="preserve">response_format: json_object</w:t>
+      </w:r>
+      <w:r>
+        <w:t xml:space="preserve">), temperature 0,</w:t>
+      </w:r>
+      <w:r>
+        <w:t xml:space="preserve"> </w:t>
+      </w:r>
+      <w:r>
+        <w:t xml:space="preserve">score clamped to [0,1]; on any failure or missing key it falls back to a deterministic local</w:t>
+      </w:r>
+      <w:r>
+        <w:t xml:space="preserve"> </w:t>
+      </w:r>
+      <w:r>
+        <w:t xml:space="preserve">token-overlap score so matching never blocks</w:t>
       </w:r>
     </w:p>
     <w:bookmarkEnd w:id="12"/>

--- a/docs/02-tech-stack.docx
+++ b/docs/02-tech-stack.docx
@@ -39,7 +39,20 @@
         <w:t xml:space="preserve"> </w:t>
       </w:r>
       <w:r>
-        <w:t xml:space="preserve">React 18</w:t>
+        <w:t xml:space="preserve">React 18 (app branded</w:t>
+      </w:r>
+      <w:r>
+        <w:t xml:space="preserve"> </w:t>
+      </w:r>
+      <w:r>
+        <w:rPr>
+          <w:b/>
+          <w:bCs/>
+        </w:rPr>
+        <w:t xml:space="preserve">SUBLET</w:t>
+      </w:r>
+      <w:r>
+        <w:t xml:space="preserve">)</w:t>
       </w:r>
     </w:p>
     <w:p>
@@ -83,7 +96,7 @@
         <w:t xml:space="preserve"> </w:t>
       </w:r>
       <w:r>
-        <w:t xml:space="preserve">none (hand-written CSS in</w:t>
+        <w:t xml:space="preserve">none — hand-written design system in</w:t>
       </w:r>
       <w:r>
         <w:t xml:space="preserve"> </w:t>
@@ -95,7 +108,16 @@
         <w:t xml:space="preserve">frontend/src/styles.css</w:t>
       </w:r>
       <w:r>
-        <w:t xml:space="preserve">)</w:t>
+        <w:t xml:space="preserve"> </w:t>
+      </w:r>
+      <w:r>
+        <w:t xml:space="preserve">(Inter font,</w:t>
+      </w:r>
+      <w:r>
+        <w:t xml:space="preserve"> </w:t>
+      </w:r>
+      <w:r>
+        <w:t xml:space="preserve">light theme, top nav + hackathon-workspace sidebar)</w:t>
       </w:r>
     </w:p>
     <w:p>
@@ -117,7 +139,7 @@
         <w:t xml:space="preserve"> </w:t>
       </w:r>
       <w:r>
-        <w:t xml:space="preserve">React Context (</w:t>
+        <w:t xml:space="preserve">React Context for auth (</w:t>
       </w:r>
       <w:r>
         <w:rPr>
@@ -126,7 +148,22 @@
         <w:t xml:space="preserve">frontend/src/auth.jsx</w:t>
       </w:r>
       <w:r>
-        <w:t xml:space="preserve">) + local component state</w:t>
+        <w:t xml:space="preserve">); hackathon-scoped meta</w:t>
+      </w:r>
+      <w:r>
+        <w:t xml:space="preserve"> </w:t>
+      </w:r>
+      <w:r>
+        <w:t xml:space="preserve">shared via the router Outlet context (</w:t>
+      </w:r>
+      <w:r>
+        <w:rPr>
+          <w:rStyle w:val="VerbatimChar"/>
+        </w:rPr>
+        <w:t xml:space="preserve">HackathonLayout</w:t>
+      </w:r>
+      <w:r>
+        <w:t xml:space="preserve">); local component state otherwise</w:t>
       </w:r>
     </w:p>
     <w:p>
@@ -148,16 +185,40 @@
         <w:t xml:space="preserve"> </w:t>
       </w:r>
       <w:r>
-        <w:t xml:space="preserve">React Router v6 (</w:t>
-      </w:r>
-      <w:r>
-        <w:rPr>
-          <w:rStyle w:val="VerbatimChar"/>
-        </w:rPr>
-        <w:t xml:space="preserve">react-router-dom</w:t>
-      </w:r>
-      <w:r>
-        <w:t xml:space="preserve">)</w:t>
+        <w:t xml:space="preserve">React Router v6 —</w:t>
+      </w:r>
+      <w:r>
+        <w:t xml:space="preserve"> </w:t>
+      </w:r>
+      <w:r>
+        <w:rPr>
+          <w:rStyle w:val="VerbatimChar"/>
+        </w:rPr>
+        <w:t xml:space="preserve">/</w:t>
+      </w:r>
+      <w:r>
+        <w:t xml:space="preserve">,</w:t>
+      </w:r>
+      <w:r>
+        <w:t xml:space="preserve"> </w:t>
+      </w:r>
+      <w:r>
+        <w:rPr>
+          <w:rStyle w:val="VerbatimChar"/>
+        </w:rPr>
+        <w:t xml:space="preserve">/users</w:t>
+      </w:r>
+      <w:r>
+        <w:t xml:space="preserve">, and nested</w:t>
+      </w:r>
+      <w:r>
+        <w:t xml:space="preserve"> </w:t>
+      </w:r>
+      <w:r>
+        <w:rPr>
+          <w:rStyle w:val="VerbatimChar"/>
+        </w:rPr>
+        <w:t xml:space="preserve">/h/:hid/{matching,submit,judging,admin}</w:t>
       </w:r>
     </w:p>
     <w:p>

--- a/docs/02-tech-stack.docx
+++ b/docs/02-tech-stack.docx
@@ -117,7 +117,65 @@
         <w:t xml:space="preserve"> </w:t>
       </w:r>
       <w:r>
-        <w:t xml:space="preserve">light theme, top nav + hackathon-workspace sidebar)</w:t>
+        <w:t xml:space="preserve">CSS-variable theming with</w:t>
+      </w:r>
+      <w:r>
+        <w:t xml:space="preserve"> </w:t>
+      </w:r>
+      <w:r>
+        <w:rPr>
+          <w:b/>
+          <w:bCs/>
+        </w:rPr>
+        <w:t xml:space="preserve">light &amp; dark modes</w:t>
+      </w:r>
+      <w:r>
+        <w:t xml:space="preserve">, top nav + hackathon-workspace sidebar). The</w:t>
+      </w:r>
+      <w:r>
+        <w:t xml:space="preserve"> </w:t>
+      </w:r>
+      <w:r>
+        <w:t xml:space="preserve">theme is set via a</w:t>
+      </w:r>
+      <w:r>
+        <w:t xml:space="preserve"> </w:t>
+      </w:r>
+      <w:r>
+        <w:rPr>
+          <w:rStyle w:val="VerbatimChar"/>
+        </w:rPr>
+        <w:t xml:space="preserve">data-theme</w:t>
+      </w:r>
+      <w:r>
+        <w:t xml:space="preserve"> </w:t>
+      </w:r>
+      <w:r>
+        <w:t xml:space="preserve">attribute and persisted in</w:t>
+      </w:r>
+      <w:r>
+        <w:t xml:space="preserve"> </w:t>
+      </w:r>
+      <w:r>
+        <w:rPr>
+          <w:rStyle w:val="VerbatimChar"/>
+        </w:rPr>
+        <w:t xml:space="preserve">localStorage</w:t>
+      </w:r>
+      <w:r>
+        <w:t xml:space="preserve"> </w:t>
+      </w:r>
+      <w:r>
+        <w:t xml:space="preserve">(</w:t>
+      </w:r>
+      <w:r>
+        <w:rPr>
+          <w:rStyle w:val="VerbatimChar"/>
+        </w:rPr>
+        <w:t xml:space="preserve">theme.jsx</w:t>
+      </w:r>
+      <w:r>
+        <w:t xml:space="preserve">).</w:t>
       </w:r>
     </w:p>
     <w:p>
